--- a/public/uploadFiles/soat.docx
+++ b/public/uploadFiles/soat.docx
@@ -5,10 +5,10 @@
     <w:p>
       <w:r>
         <w:drawing>
-          <wp:inline distT="0" distB="0" distL="0" distR="0" wp14:anchorId="409EEF26" wp14:editId="49AF9DFC">
-            <wp:extent cx="5612130" cy="7635240"/>
-            <wp:effectExtent l="0" t="0" r="1270" b="0"/>
-            <wp:docPr id="726860372" name="Imagen 1"/>
+          <wp:inline distT="0" distB="0" distL="0" distR="0" wp14:anchorId="53F1FEEB" wp14:editId="4E2C503E">
+            <wp:extent cx="6155010" cy="4301066"/>
+            <wp:effectExtent l="0" t="0" r="5080" b="4445"/>
+            <wp:docPr id="1515850772" name="Imagen 1"/>
             <wp:cNvGraphicFramePr>
               <a:graphicFrameLocks xmlns:a="http://schemas.openxmlformats.org/drawingml/2006/main" noChangeAspect="1"/>
             </wp:cNvGraphicFramePr>
@@ -16,23 +16,30 @@
               <a:graphicData uri="http://schemas.openxmlformats.org/drawingml/2006/picture">
                 <pic:pic xmlns:pic="http://schemas.openxmlformats.org/drawingml/2006/picture">
                   <pic:nvPicPr>
-                    <pic:cNvPr id="726860372" name=""/>
+                    <pic:cNvPr id="1515850772" name=""/>
                     <pic:cNvPicPr/>
                   </pic:nvPicPr>
-                  <pic:blipFill>
+                  <pic:blipFill rotWithShape="1">
                     <a:blip r:embed="rId4"/>
-                    <a:stretch>
-                      <a:fillRect/>
-                    </a:stretch>
+                    <a:srcRect l="3319" r="5559" b="16231"/>
+                    <a:stretch/>
                   </pic:blipFill>
-                  <pic:spPr>
+                  <pic:spPr bwMode="auto">
                     <a:xfrm>
                       <a:off x="0" y="0"/>
-                      <a:ext cx="5612130" cy="7635240"/>
+                      <a:ext cx="6169436" cy="4311147"/>
                     </a:xfrm>
                     <a:prstGeom prst="rect">
                       <a:avLst/>
                     </a:prstGeom>
+                    <a:ln>
+                      <a:noFill/>
+                    </a:ln>
+                    <a:extLst>
+                      <a:ext uri="{53640926-AAD7-44D8-BBD7-CCE9431645EC}">
+                        <a14:shadowObscured xmlns:a14="http://schemas.microsoft.com/office/drawing/2010/main"/>
+                      </a:ext>
+                    </a:extLst>
                   </pic:spPr>
                 </pic:pic>
               </a:graphicData>
